--- a/docs/使用指南（简明版）.docx
+++ b/docs/使用指南（简明版）.docx
@@ -80,7 +80,7 @@
           <w:rFonts w:ascii="微软雅黑" w:hAnsi="微软雅黑" w:eastAsia="微软雅黑"/>
           <w:b w:val="0"/>
         </w:rPr>
-        <w:t>左侧点「 数据更新」→ 点「立即增量更新」。第一次需要拉全市场历史行情，耗时较久（十几分钟到半小时），之后每天只补当天，几秒到几十秒。</w:t>
+        <w:t>左侧点「 数据更新」→ 点「立即增量更新」。第一次需要拉全市场历史行情，约 10 分钟（已做过提速，以前要半小时以上）；之后每天只补当天，约 1~2 分钟。</w:t>
       </w:r>
     </w:p>
     <w:p>
@@ -534,59 +534,6 @@
                 <w:b w:val="0"/>
                 <w:sz w:val="19"/>
               </w:rPr>
-              <w:t>做T回测</w:t>
-            </w:r>
-          </w:p>
-        </w:tc>
-        <w:tc>
-          <w:tcPr>
-            <w:tcW w:type="dxa" w:w="2880"/>
-          </w:tcPr>
-          <w:p>
-            <w:r/>
-            <w:r>
-              <w:rPr>
-                <w:rFonts w:ascii="微软雅黑" w:hAnsi="微软雅黑" w:eastAsia="微软雅黑"/>
-                <w:b w:val="0"/>
-                <w:sz w:val="19"/>
-              </w:rPr>
-              <w:t>有底仓时，测算“周内低买高卖”能不能增厚收益</w:t>
-            </w:r>
-          </w:p>
-        </w:tc>
-        <w:tc>
-          <w:tcPr>
-            <w:tcW w:type="dxa" w:w="2880"/>
-          </w:tcPr>
-          <w:p>
-            <w:r/>
-            <w:r>
-              <w:rPr>
-                <w:rFonts w:ascii="微软雅黑" w:hAnsi="微软雅黑" w:eastAsia="微软雅黑"/>
-                <w:b w:val="0"/>
-                <w:sz w:val="19"/>
-              </w:rPr>
-              <w:t>想做 T 时</w:t>
-            </w:r>
-          </w:p>
-        </w:tc>
-      </w:tr>
-      <w:tr>
-        <w:trPr>
-          <w:cantSplit/>
-        </w:trPr>
-        <w:tc>
-          <w:tcPr>
-            <w:tcW w:type="dxa" w:w="2880"/>
-          </w:tcPr>
-          <w:p>
-            <w:r/>
-            <w:r>
-              <w:rPr>
-                <w:rFonts w:ascii="微软雅黑" w:hAnsi="微软雅黑" w:eastAsia="微软雅黑"/>
-                <w:b w:val="0"/>
-                <w:sz w:val="19"/>
-              </w:rPr>
               <w:t>策略拼装</w:t>
             </w:r>
           </w:p>
@@ -603,7 +550,7 @@
                 <w:b w:val="0"/>
                 <w:sz w:val="19"/>
               </w:rPr>
-              <w:t>用可视化方式把因子组合成新策略</w:t>
+              <w:t>把因子组合成新策略；顶部可一句话让 AI 出参数并一键套用</w:t>
             </w:r>
           </w:p>
         </w:tc>
@@ -762,7 +709,7 @@
                 <w:b w:val="0"/>
                 <w:sz w:val="19"/>
               </w:rPr>
-              <w:t>用大白话描述策略，系统转成参数存下来</w:t>
+              <w:t>用大白话解释信号、分析个股消息面</w:t>
             </w:r>
           </w:p>
         </w:tc>
@@ -778,7 +725,7 @@
                 <w:b w:val="0"/>
                 <w:sz w:val="19"/>
               </w:rPr>
-              <w:t>不想手调参数时</w:t>
+              <w:t>看不懂信号时</w:t>
             </w:r>
           </w:p>
         </w:tc>
@@ -1071,7 +1018,7 @@
         <w:keepNext/>
       </w:pPr>
       <w:r>
-        <w:t>2）做T回测页</w:t>
+        <w:t>2）策略拼装页顶部的「AI 一句话生成」</w:t>
       </w:r>
     </w:p>
     <w:p>
@@ -1083,7 +1030,7 @@
           <w:rFonts w:ascii="微软雅黑" w:hAnsi="微软雅黑" w:eastAsia="微软雅黑"/>
           <w:b w:val="0"/>
         </w:rPr>
-        <w:t>先说清楚：这里模拟的是“底仓 + 周内做 T”，不是当天来回的日内 T —— 系统只有日线数据，日内 T 无法回测。</w:t>
+        <w:t>在「 策略拼装」页顶部展开「用一句话生成策略参数」，用大白话写你的想法，例如“趋势向上、涨 10% 止盈、跌 5% 止损、最多持有 20 天”。</w:t>
       </w:r>
     </w:p>
     <w:p>
@@ -1095,7 +1042,7 @@
           <w:rFonts w:ascii="微软雅黑" w:hAnsi="微软雅黑" w:eastAsia="微软雅黑"/>
           <w:b w:val="0"/>
         </w:rPr>
-        <w:t>填底仓比例、单次 T 比例、触发跌幅、止盈/止损，点开始，会同时给出“底仓不动”和“底仓+做T”两条曲线。</w:t>
+        <w:t>点「生成参数建议」后，会列出每一项的「当前默认 → AI 建议值」。</w:t>
       </w:r>
     </w:p>
     <w:p>
@@ -1107,7 +1054,7 @@
           <w:rFonts w:ascii="微软雅黑" w:hAnsi="微软雅黑" w:eastAsia="微软雅黑"/>
           <w:b w:val="0"/>
         </w:rPr>
-        <w:t>看结论时注意：笔数少于 30 笔时，胜率基本是噪音，不要当真。</w:t>
+        <w:t>点「把建议值套用到下面的表单」，所有滑杆会自动填好；再点「运行回测」就能验证这套参数好不好。</w:t>
       </w:r>
     </w:p>
     <w:p>
@@ -1119,7 +1066,19 @@
           <w:rFonts w:ascii="微软雅黑" w:hAnsi="微软雅黑" w:eastAsia="微软雅黑"/>
           <w:b w:val="0"/>
         </w:rPr>
-        <w:t>默认参数（跌 3% 买、涨 2% 卖）在茅台这类大蓝筹上几乎不触发，属正常现象，可以把触发幅度调大或换中小盘标的。</w:t>
+        <w:t>没配 AI Key 也能用：系统会切换到离线规则模式，按关键词给出一套参数（能用但不算聪明）。</w:t>
+      </w:r>
+    </w:p>
+    <w:p>
+      <w:pPr>
+        <w:pStyle w:val="ListBullet"/>
+      </w:pPr>
+      <w:r>
+        <w:rPr>
+          <w:rFonts w:ascii="微软雅黑" w:hAnsi="微软雅黑" w:eastAsia="微软雅黑"/>
+          <w:b w:val="0"/>
+        </w:rPr>
+        <w:t>现有参数表达不了的想法（比如“只在周五买”），AI 会单独列出来并给代码提案，等你决定要不要让开发者内置。</w:t>
       </w:r>
     </w:p>
     <w:p>
@@ -1481,6 +1440,16 @@
           <w:sz w:val="20"/>
         </w:rPr>
         <w:t>设定好后这些会由每日定时任务自动跑，一般不需要手动点。</w:t>
+      </w:r>
+    </w:p>
+    <w:p>
+      <w:r>
+        <w:rPr>
+          <w:rFonts w:ascii="微软雅黑" w:hAnsi="微软雅黑" w:eastAsia="微软雅黑"/>
+          <w:b w:val="0"/>
+          <w:sz w:val="20"/>
+        </w:rPr>
+        <w:t>顺带一句：全市场增量更新已经从“半小时以上”降到约 5~6 分钟（复用了网络连接、并发 32 个线程）；云端约 10 分钟。所以看到进度条走得慢，先等一下，不要急着重复点。</w:t>
       </w:r>
     </w:p>
     <w:p>
@@ -2113,7 +2082,7 @@
                 <w:b w:val="0"/>
                 <w:sz w:val="19"/>
               </w:rPr>
-              <w:t>在底仓之外，低买高卖赚差价，降低持仓成本。</w:t>
+              <w:t>在底仓之外低买高卖赚差价（持仓诊断页会给建议；独立的做 T 回测页已下线）。</w:t>
             </w:r>
           </w:p>
         </w:tc>

--- a/docs/使用指南（简明版）.docx
+++ b/docs/使用指南（简明版）.docx
@@ -123,7 +123,7 @@
           <w:rFonts w:ascii="微软雅黑" w:hAnsi="微软雅黑" w:eastAsia="微软雅黑"/>
           <w:b w:val="0"/>
         </w:rPr>
-        <w:t>打开「 数据更新」，点一次「立即增量更新」（把昨天的行情补齐）。</w:t>
+        <w:t>打开「 数据更新」，先看页首的「当前行情数据日期」：绿色说明已是最新；若是黄色警示（落后）就点一次「立即增量更新」（把落后几天补齐）。</w:t>
       </w:r>
     </w:p>
     <w:p>
@@ -1668,6 +1668,80 @@
                 <w:b w:val="0"/>
                 <w:sz w:val="19"/>
               </w:rPr>
+              <w:t>怎么知道现在用的是哪天的数据</w:t>
+            </w:r>
+          </w:p>
+        </w:tc>
+        <w:tc>
+          <w:tcPr>
+            <w:tcW w:type="dxa" w:w="4320"/>
+          </w:tcPr>
+          <w:p>
+            <w:r/>
+            <w:r>
+              <w:rPr>
+                <w:rFonts w:ascii="微软雅黑" w:hAnsi="微软雅黑" w:eastAsia="微软雅黑"/>
+                <w:b w:val="0"/>
+                <w:sz w:val="19"/>
+              </w:rPr>
+              <w:t>「数据更新」页顶部会直接写「当前行情数据日期：某月某日」，并提示落后几天；旁边的「重新扫描数据日期」按钮可强制重扫（约 8 秒）。</w:t>
+            </w:r>
+          </w:p>
+        </w:tc>
+      </w:tr>
+      <w:tr>
+        <w:trPr>
+          <w:cantSplit/>
+        </w:trPr>
+        <w:tc>
+          <w:tcPr>
+            <w:tcW w:type="dxa" w:w="4320"/>
+          </w:tcPr>
+          <w:p>
+            <w:r/>
+            <w:r>
+              <w:rPr>
+                <w:rFonts w:ascii="微软雅黑" w:hAnsi="微软雅黑" w:eastAsia="微软雅黑"/>
+                <w:b w:val="0"/>
+                <w:sz w:val="19"/>
+              </w:rPr>
+              <w:t>很久没开机，增量更新还有用吗</w:t>
+            </w:r>
+          </w:p>
+        </w:tc>
+        <w:tc>
+          <w:tcPr>
+            <w:tcW w:type="dxa" w:w="4320"/>
+          </w:tcPr>
+          <w:p>
+            <w:r/>
+            <w:r>
+              <w:rPr>
+                <w:rFonts w:ascii="微软雅黑" w:hAnsi="微软雅黑" w:eastAsia="微软雅黑"/>
+                <w:b w:val="0"/>
+                <w:sz w:val="19"/>
+              </w:rPr>
+              <w:t>有用。系统会先查本地最新日期，落后超过 30 天会自动把补拉窗口扩大到覆盖缺口，不会留下中间一段空白；补完页首日期就会变成最新。</w:t>
+            </w:r>
+          </w:p>
+        </w:tc>
+      </w:tr>
+      <w:tr>
+        <w:trPr>
+          <w:cantSplit/>
+        </w:trPr>
+        <w:tc>
+          <w:tcPr>
+            <w:tcW w:type="dxa" w:w="4320"/>
+          </w:tcPr>
+          <w:p>
+            <w:r/>
+            <w:r>
+              <w:rPr>
+                <w:rFonts w:ascii="微软雅黑" w:hAnsi="微软雅黑" w:eastAsia="微软雅黑"/>
+                <w:b w:val="0"/>
+                <w:sz w:val="19"/>
+              </w:rPr>
               <w:t>情绪页显示“尚无快照”</w:t>
             </w:r>
           </w:p>
